--- a/deliverables/گزارش-پژوهشی-مرحله-۱۰-مرزهای-موضوعی.docx
+++ b/deliverables/گزارش-پژوهشی-مرحله-۱۰-مرزهای-موضوعی.docx
@@ -4703,7 +4703,7 @@
           <w:color w:val="000000"/>
           <w:sz w:val="18"/>
         </w:rPr>
-        <w:t xml:space="preserve">[۳] Nguyen et al. (2026), Multiple event segmentation mechanisms in the human brain, eLife 15:RP107955.  </w:t>
+        <w:t xml:space="preserve">[۳] Nguyen et al. (2026), Multiple event segmentation mechanisms in the human brain, eLife 14:RP107955.  </w:t>
       </w:r>
       <w:hyperlink r:id="rId13">
         <w:r>

--- a/deliverables/گزارش-پژوهشی-مرحله-۱۰-مرزهای-موضوعی.docx
+++ b/deliverables/گزارش-پژوهشی-مرحله-۱۰-مرزهای-موضوعی.docx
@@ -4609,7 +4609,7 @@
           <w:rtl w:val="1"/>
           <w:lang w:val="fa-IR" w:bidi="fa-IR"/>
         </w:rPr>
-        <w:t>استاد نوری ولنده</w:t>
+        <w:t>استاد نوری</w:t>
       </w:r>
       <w:r>
         <w:rPr>
